--- a/docs/surf_report/abstract.docx
+++ b/docs/surf_report/abstract.docx
@@ -1,174 +1,59 @@
 
 <file path=word/document.xml><?xml version="1.0" encoding="utf-8"?>
-<w:document xmlns:wpc="http://schemas.microsoft.com/office/word/2010/wordprocessingCanvas" xmlns:mc="http://schemas.openxmlformats.org/markup-compatibility/2006" xmlns:o="urn:schemas-microsoft-com:office:office" xmlns:r="http://schemas.openxmlformats.org/officeDocument/2006/relationships" xmlns:m="http://schemas.openxmlformats.org/officeDocument/2006/math" xmlns:v="urn:schemas-microsoft-com:vml" xmlns:wp14="http://schemas.microsoft.com/office/word/2010/wordprocessingDrawing" xmlns:wp="http://schemas.openxmlformats.org/drawingml/2006/wordprocessingDrawing" xmlns:w10="urn:schemas-microsoft-com:office:word" xmlns:w="http://schemas.openxmlformats.org/wordprocessingml/2006/main" xmlns:w14="http://schemas.microsoft.com/office/word/2010/wordml" xmlns:w15="http://schemas.microsoft.com/office/word/2012/wordml" xmlns:wpg="http://schemas.microsoft.com/office/word/2010/wordprocessingGroup" xmlns:wpi="http://schemas.microsoft.com/office/word/2010/wordprocessingInk" xmlns:wne="http://schemas.microsoft.com/office/word/2006/wordml" xmlns:wps="http://schemas.microsoft.com/office/word/2010/wordprocessingShape" xmlns:cx="http://schemas.microsoft.com/office/drawing/2014/chartex" xmlns:cx1="http://schemas.microsoft.com/office/drawing/2015/9/8/chartex" xmlns:cx2="http://schemas.microsoft.com/office/drawing/2015/10/21/chartex" xmlns:cx3="http://schemas.microsoft.com/office/drawing/2016/5/9/chartex" xmlns:cx4="http://schemas.microsoft.com/office/drawing/2016/5/10/chartex" xmlns:cx5="http://schemas.microsoft.com/office/drawing/2016/5/11/chartex" xmlns:cx6="http://schemas.microsoft.com/office/drawing/2016/5/12/chartex" xmlns:cx7="http://schemas.microsoft.com/office/drawing/2016/5/13/chartex" xmlns:cx8="http://schemas.microsoft.com/office/drawing/2016/5/14/chartex" xmlns:aink="http://schemas.microsoft.com/office/drawing/2016/ink" xmlns:am3d="http://schemas.microsoft.com/office/drawing/2017/model3d" xmlns:w16cex="http://schemas.microsoft.com/office/word/2018/wordml/cex" xmlns:w16cid="http://schemas.microsoft.com/office/word/2016/wordml/cid" xmlns:w16="http://schemas.microsoft.com/office/word/2018/wordml" xmlns:w16sdtdh="http://schemas.microsoft.com/office/word/2020/wordml/sdtdatahash" xmlns:w16se="http://schemas.microsoft.com/office/word/2015/wordml/symex" mc:Ignorable="w14 w15 wp14">
+<w:document xmlns:wpc="http://schemas.microsoft.com/office/word/2010/wordprocessingCanvas" xmlns:cx="http://schemas.microsoft.com/office/drawing/2014/chartex" xmlns:cx1="http://schemas.microsoft.com/office/drawing/2015/9/8/chartex" xmlns:cx2="http://schemas.microsoft.com/office/drawing/2015/10/21/chartex" xmlns:cx3="http://schemas.microsoft.com/office/drawing/2016/5/9/chartex" xmlns:cx4="http://schemas.microsoft.com/office/drawing/2016/5/10/chartex" xmlns:cx5="http://schemas.microsoft.com/office/drawing/2016/5/11/chartex" xmlns:cx6="http://schemas.microsoft.com/office/drawing/2016/5/12/chartex" xmlns:cx7="http://schemas.microsoft.com/office/drawing/2016/5/13/chartex" xmlns:cx8="http://schemas.microsoft.com/office/drawing/2016/5/14/chartex" xmlns:mc="http://schemas.openxmlformats.org/markup-compatibility/2006" xmlns:aink="http://schemas.microsoft.com/office/drawing/2016/ink" xmlns:am3d="http://schemas.microsoft.com/office/drawing/2017/model3d" xmlns:o="urn:schemas-microsoft-com:office:office" xmlns:oel="http://schemas.microsoft.com/office/2019/extlst" xmlns:r="http://schemas.openxmlformats.org/officeDocument/2006/relationships" xmlns:m="http://schemas.openxmlformats.org/officeDocument/2006/math" xmlns:v="urn:schemas-microsoft-com:vml" xmlns:wp14="http://schemas.microsoft.com/office/word/2010/wordprocessingDrawing" xmlns:wp="http://schemas.openxmlformats.org/drawingml/2006/wordprocessingDrawing" xmlns:w10="urn:schemas-microsoft-com:office:word" xmlns:w="http://schemas.openxmlformats.org/wordprocessingml/2006/main" xmlns:w14="http://schemas.microsoft.com/office/word/2010/wordml" xmlns:w15="http://schemas.microsoft.com/office/word/2012/wordml" xmlns:w16cex="http://schemas.microsoft.com/office/word/2018/wordml/cex" xmlns:w16cid="http://schemas.microsoft.com/office/word/2016/wordml/cid" xmlns:w16="http://schemas.microsoft.com/office/word/2018/wordml" xmlns:w16du="http://schemas.microsoft.com/office/word/2023/wordml/word16du" xmlns:w16sdtdh="http://schemas.microsoft.com/office/word/2020/wordml/sdtdatahash" xmlns:w16sdtfl="http://schemas.microsoft.com/office/word/2024/wordml/sdtformatlock" xmlns:w16se="http://schemas.microsoft.com/office/word/2015/wordml/symex" xmlns:wpg="http://schemas.microsoft.com/office/word/2010/wordprocessingGroup" xmlns:wpi="http://schemas.microsoft.com/office/word/2010/wordprocessingInk" xmlns:wne="http://schemas.microsoft.com/office/word/2006/wordml" xmlns:wps="http://schemas.microsoft.com/office/word/2010/wordprocessingShape" mc:Ignorable="w14 w15 w16se w16cid w16 w16cex w16sdtdh w16sdtfl w16du wp14">
   <w:body>
     <w:p>
-      <w:pPr>
-        <w:spacing w:after="0" w:before="0" w:line="240" w:lineRule="auto"/>
-        <w:jc w:val="left"/>
-      </w:pPr>
       <w:r>
         <w:rPr>
-          <w:rFonts w:ascii="Verdana" w:cs="Verdana" w:eastAsia="Verdana" w:hAnsi="Verdana"/>
           <w:b/>
           <w:bCs/>
-          <w:sz w:val="16"/>
-          <w:szCs w:val="16"/>
         </w:rPr>
-        <w:t xml:space="preserve">A reduced-order thermal model and multi-input controller for the HISPEC cryostat</w:t>
+        <w:t>A reduced-order thermal model and multi-input controller for the HISPEC cryostat</w:t>
       </w:r>
     </w:p>
     <w:p>
-      <w:pPr>
-        <w:spacing w:after="0" w:before="0" w:line="240" w:lineRule="auto"/>
-        <w:jc w:val="left"/>
-      </w:pPr>
       <w:r>
-        <w:rPr>
-          <w:rFonts w:ascii="Verdana" w:cs="Verdana" w:eastAsia="Verdana" w:hAnsi="Verdana"/>
-          <w:sz w:val="16"/>
-          <w:szCs w:val="16"/>
-        </w:rPr>
-        <w:t xml:space="preserve">Andrey Korolev</w:t>
+        <w:t>Andrey Korolev</w:t>
       </w:r>
     </w:p>
     <w:p>
-      <w:pPr>
-        <w:spacing w:after="0" w:before="0" w:line="240" w:lineRule="auto"/>
-        <w:jc w:val="left"/>
-      </w:pPr>
       <w:r>
         <w:rPr>
-          <w:rFonts w:ascii="Verdana" w:cs="Verdana" w:eastAsia="Verdana" w:hAnsi="Verdana"/>
           <w:i/>
           <w:iCs/>
-          <w:sz w:val="16"/>
-          <w:szCs w:val="16"/>
         </w:rPr>
-        <w:t xml:space="preserve">Mentor: Jake Zimmer</w:t>
+        <w:t>Mentor: Jake Zimmer</w:t>
       </w:r>
     </w:p>
+    <w:p/>
     <w:p>
-      <w:pPr>
-        <w:spacing w:after="0" w:before="0" w:line="240" w:lineRule="auto"/>
-        <w:jc w:val="left"/>
-      </w:pPr>
       <w:r>
-        <w:rPr>
-          <w:rFonts w:ascii="Verdana" w:cs="Verdana" w:eastAsia="Verdana" w:hAnsi="Verdana"/>
-          <w:sz w:val="16"/>
-          <w:szCs w:val="16"/>
-        </w:rPr>
-        <w:t xml:space="preserve"/>
+        <w:t>Cryogenic astronomical instruments such as the HISPEC spectrograph must hold large optical assemblies at a stable operating temperature near 55 K, yet their thermal behavior is set by hundreds of thousands of coupled conduction and radiation pathways, far too many states to simulate in real time or to design a controller against. This project develops an end-to-end pipeline that turns a CAD assembly into a lumped thermal-network model and reduces it to a compact form suitable for on-board control. From the instrument geometry an octree mesh build</w:t>
       </w:r>
-    </w:p>
-    <w:p>
-      <w:pPr>
-        <w:spacing w:after="0" w:before="0" w:line="240" w:lineRule="auto"/>
-        <w:jc w:val="left"/>
-      </w:pPr>
       <w:r>
-        <w:rPr>
-          <w:rFonts w:ascii="Verdana" w:cs="Verdana" w:eastAsia="Verdana" w:hAnsi="Verdana"/>
-          <w:sz w:val="16"/>
-          <w:szCs w:val="16"/>
-        </w:rPr>
-        <w:t xml:space="preserve">Cryogenic astronomical instruments such as the HISPEC spectrograph must hold large optical assemblies at a stable operating temperature near 55 K, yet their thermal behavior is set by hundreds of thousands of coupled conduction and radiation pathways — far too many states to simulate in real time or to design a controller against. This project develops an end-to-end pipeline that turns a CAD assembly into a lumped thermal-network model and reduces it to a compact form suitable for on-board control. From the instrument geometry an octree mesh builds a 469,315-node thermal graph; the linearized dynamics are projected onto their 120 slowest physical modes and then reduced by balanced truncation to a 30-state model that keeps only the jointly controllable and observable dynamics. On this reduced model I design a multi-input linear-quadratic-regulator controller with a static state estimator and a regularized steady-state feedforward for its 33 heaters and 28 controlled sensors. The 30-state model reproduces the full plant's heater-to-sensor step response to within about 0.15%, small enough to design against while remaining light enough to run on a microcontroller. Remaining work adds surface-to-surface radiation and hardware deployment.</w:t>
+        <w:t xml:space="preserve">s a multi-million-node </w:t>
+      </w:r>
+      <w:r>
+        <w:t>thermal graph; the linearized dynamics are projected onto their 120 slowest physical modes and then reduced by balanced truncation to a 30-state model that keeps only the jointly controllable and observable dynamics. On this reduced model I design a multi-input linear-quadratic-regulator controller with a static state estimator and a regularized steady-state feedforward for its 33 heaters and 28 controlled sensors. The 30-state model reproduces the full plant's heater-to-sensor step response to within about 0.15%, small enough to design against while remaining light enough to run on a microcontroller. Remaining work adds surface-to-surface radiation and hardware deployment.</w:t>
       </w:r>
     </w:p>
     <w:sectPr>
-      <w:pgSz w:w="12240" w:h="15840" w:orient="portrait"/>
+      <w:pgSz w:w="12240" w:h="15840"/>
       <w:pgMar w:top="1440" w:right="1440" w:bottom="1440" w:left="1440" w:header="708" w:footer="708" w:gutter="0"/>
-      <w:pgNumType/>
+      <w:cols w:space="720"/>
       <w:docGrid w:linePitch="360"/>
     </w:sectPr>
   </w:body>
 </w:document>
 </file>
 
-<file path=word/comments.xml><?xml version="1.0" encoding="utf-8"?>
-<w:comments xmlns:cx="http://schemas.microsoft.com/office/drawing/2014/chartex" xmlns:cx1="http://schemas.microsoft.com/office/drawing/2015/9/8/chartex" xmlns:cx2="http://schemas.microsoft.com/office/drawing/2015/10/21/chartex" xmlns:cx3="http://schemas.microsoft.com/office/drawing/2016/5/9/chartex" xmlns:cx4="http://schemas.microsoft.com/office/drawing/2016/5/10/chartex" xmlns:cx5="http://schemas.microsoft.com/office/drawing/2016/5/11/chartex" xmlns:cx6="http://schemas.microsoft.com/office/drawing/2016/5/12/chartex" xmlns:cx7="http://schemas.microsoft.com/office/drawing/2016/5/13/chartex" xmlns:cx8="http://schemas.microsoft.com/office/drawing/2016/5/14/chartex" xmlns:mc="http://schemas.openxmlformats.org/markup-compatibility/2006" xmlns:aink="http://schemas.microsoft.com/office/drawing/2016/ink" xmlns:am3d="http://schemas.microsoft.com/office/drawing/2017/model3d" xmlns:o="urn:schemas-microsoft-com:office:office" xmlns:r="http://schemas.openxmlformats.org/officeDocument/2006/relationships" xmlns:m="http://schemas.openxmlformats.org/officeDocument/2006/math" xmlns:v="urn:schemas-microsoft-com:vml" xmlns:wp14="http://schemas.microsoft.com/office/word/2010/wordprocessingDrawing" xmlns:wp="http://schemas.openxmlformats.org/drawingml/2006/wordprocessingDrawing" xmlns:w10="urn:schemas-microsoft-com:office:word" xmlns:w="http://schemas.openxmlformats.org/wordprocessingml/2006/main" xmlns:w14="http://schemas.microsoft.com/office/word/2010/wordml" xmlns:w15="http://schemas.microsoft.com/office/word/2012/wordml" xmlns:w16cex="http://schemas.microsoft.com/office/word/2018/wordml/cex" xmlns:w16cid="http://schemas.microsoft.com/office/word/2016/wordml/cid" xmlns:w16="http://schemas.microsoft.com/office/word/2018/wordml" xmlns:w16sdtdh="http://schemas.microsoft.com/office/word/2020/wordml/sdtdatahash" xmlns:w16se="http://schemas.microsoft.com/office/word/2015/wordml/symex" xmlns:wpg="http://schemas.microsoft.com/office/word/2010/wordprocessingGroup" xmlns:wpi="http://schemas.microsoft.com/office/word/2010/wordprocessingInk" xmlns:wne="http://schemas.microsoft.com/office/word/2006/wordml" xmlns:wps="http://schemas.microsoft.com/office/word/2010/wordprocessingShape"/>
-</file>
-
-<file path=word/endnotes.xml><?xml version="1.0" encoding="utf-8"?>
-<w:endnotes xmlns:wpc="http://schemas.microsoft.com/office/word/2010/wordprocessingCanvas" xmlns:mc="http://schemas.openxmlformats.org/markup-compatibility/2006" xmlns:o="urn:schemas-microsoft-com:office:office" xmlns:r="http://schemas.openxmlformats.org/officeDocument/2006/relationships" xmlns:m="http://schemas.openxmlformats.org/officeDocument/2006/math" xmlns:v="urn:schemas-microsoft-com:vml" xmlns:wp14="http://schemas.microsoft.com/office/word/2010/wordprocessingDrawing" xmlns:wp="http://schemas.openxmlformats.org/drawingml/2006/wordprocessingDrawing" xmlns:w10="urn:schemas-microsoft-com:office:word" xmlns:w="http://schemas.openxmlformats.org/wordprocessingml/2006/main" xmlns:w14="http://schemas.microsoft.com/office/word/2010/wordml" xmlns:w15="http://schemas.microsoft.com/office/word/2012/wordml" xmlns:wpg="http://schemas.microsoft.com/office/word/2010/wordprocessingGroup" xmlns:wpi="http://schemas.microsoft.com/office/word/2010/wordprocessingInk" xmlns:wne="http://schemas.microsoft.com/office/word/2006/wordml" xmlns:wps="http://schemas.microsoft.com/office/word/2010/wordprocessingShape" mc:Ignorable="w14 w15 wp14">
-  <w:endnote w:type="separator" w:id="-1">
-    <w:p>
-      <w:pPr>
-        <w:spacing w:after="0" w:line="240" w:lineRule="auto"/>
-      </w:pPr>
-      <w:r>
-        <w:rPr>
-          <w:rStyle w:val="EndnoteReference"/>
-        </w:rPr>
-        <w:endnoteRef/>
-      </w:r>
-      <w:r>
-        <w:separator/>
-      </w:r>
-    </w:p>
-  </w:endnote>
-  <w:endnote w:type="continuationSeparator" w:id="0">
-    <w:p>
-      <w:pPr>
-        <w:spacing w:after="0" w:line="240" w:lineRule="auto"/>
-      </w:pPr>
-      <w:r>
-        <w:rPr>
-          <w:rStyle w:val="EndnoteReference"/>
-        </w:rPr>
-        <w:endnoteRef/>
-      </w:r>
-      <w:r>
-        <w:continuationSeparator/>
-      </w:r>
-    </w:p>
-  </w:endnote>
-</w:endnotes>
-</file>
-
-<file path=word/footnotes.xml><?xml version="1.0" encoding="utf-8"?>
-<w:footnotes xmlns:wpc="http://schemas.microsoft.com/office/word/2010/wordprocessingCanvas" xmlns:mc="http://schemas.openxmlformats.org/markup-compatibility/2006" xmlns:o="urn:schemas-microsoft-com:office:office" xmlns:r="http://schemas.openxmlformats.org/officeDocument/2006/relationships" xmlns:m="http://schemas.openxmlformats.org/officeDocument/2006/math" xmlns:v="urn:schemas-microsoft-com:vml" xmlns:wp14="http://schemas.microsoft.com/office/word/2010/wordprocessingDrawing" xmlns:wp="http://schemas.openxmlformats.org/drawingml/2006/wordprocessingDrawing" xmlns:w10="urn:schemas-microsoft-com:office:word" xmlns:w="http://schemas.openxmlformats.org/wordprocessingml/2006/main" xmlns:w14="http://schemas.microsoft.com/office/word/2010/wordml" xmlns:w15="http://schemas.microsoft.com/office/word/2012/wordml" xmlns:wpg="http://schemas.microsoft.com/office/word/2010/wordprocessingGroup" xmlns:wpi="http://schemas.microsoft.com/office/word/2010/wordprocessingInk" xmlns:wne="http://schemas.microsoft.com/office/word/2006/wordml" xmlns:wps="http://schemas.microsoft.com/office/word/2010/wordprocessingShape" mc:Ignorable="w14 w15 wp14">
-  <w:footnote w:type="separator" w:id="-1">
-    <w:p>
-      <w:pPr>
-        <w:spacing w:after="0" w:line="240" w:lineRule="auto"/>
-      </w:pPr>
-      <w:r>
-        <w:rPr>
-          <w:rStyle w:val="FootnoteReference"/>
-        </w:rPr>
-        <w:footnoteRef/>
-      </w:r>
-      <w:r>
-        <w:separator/>
-      </w:r>
-    </w:p>
-  </w:footnote>
-  <w:footnote w:type="continuationSeparator" w:id="0">
-    <w:p>
-      <w:pPr>
-        <w:spacing w:after="0" w:line="240" w:lineRule="auto"/>
-      </w:pPr>
-      <w:r>
-        <w:rPr>
-          <w:rStyle w:val="FootnoteReference"/>
-        </w:rPr>
-        <w:footnoteRef/>
-      </w:r>
-      <w:r>
-        <w:continuationSeparator/>
-      </w:r>
-    </w:p>
-  </w:footnote>
-</w:footnotes>
-</file>
-
 <file path=word/numbering.xml><?xml version="1.0" encoding="utf-8"?>
-<w:numbering xmlns:wpc="http://schemas.microsoft.com/office/word/2010/wordprocessingCanvas" xmlns:mc="http://schemas.openxmlformats.org/markup-compatibility/2006" xmlns:o="urn:schemas-microsoft-com:office:office" xmlns:r="http://schemas.openxmlformats.org/officeDocument/2006/relationships" xmlns:m="http://schemas.openxmlformats.org/officeDocument/2006/math" xmlns:v="urn:schemas-microsoft-com:vml" xmlns:wp14="http://schemas.microsoft.com/office/word/2010/wordprocessingDrawing" xmlns:wp="http://schemas.openxmlformats.org/drawingml/2006/wordprocessingDrawing" xmlns:w10="urn:schemas-microsoft-com:office:word" xmlns:w="http://schemas.openxmlformats.org/wordprocessingml/2006/main" xmlns:w14="http://schemas.microsoft.com/office/word/2010/wordml" xmlns:w15="http://schemas.microsoft.com/office/word/2012/wordml" xmlns:wpg="http://schemas.microsoft.com/office/word/2010/wordprocessingGroup" xmlns:wpi="http://schemas.microsoft.com/office/word/2010/wordprocessingInk" xmlns:wne="http://schemas.microsoft.com/office/word/2006/wordml" xmlns:wps="http://schemas.microsoft.com/office/word/2010/wordprocessingShape" mc:Ignorable="w14 w15 wp14">
-  <w:abstractNum w:abstractNumId="1" w15:restartNumberingAfterBreak="0">
+<w:numbering xmlns:wpc="http://schemas.microsoft.com/office/word/2010/wordprocessingCanvas" xmlns:cx="http://schemas.microsoft.com/office/drawing/2014/chartex" xmlns:cx1="http://schemas.microsoft.com/office/drawing/2015/9/8/chartex" xmlns:cx2="http://schemas.microsoft.com/office/drawing/2015/10/21/chartex" xmlns:cx3="http://schemas.microsoft.com/office/drawing/2016/5/9/chartex" xmlns:cx4="http://schemas.microsoft.com/office/drawing/2016/5/10/chartex" xmlns:cx5="http://schemas.microsoft.com/office/drawing/2016/5/11/chartex" xmlns:cx6="http://schemas.microsoft.com/office/drawing/2016/5/12/chartex" xmlns:cx7="http://schemas.microsoft.com/office/drawing/2016/5/13/chartex" xmlns:cx8="http://schemas.microsoft.com/office/drawing/2016/5/14/chartex" xmlns:mc="http://schemas.openxmlformats.org/markup-compatibility/2006" xmlns:aink="http://schemas.microsoft.com/office/drawing/2016/ink" xmlns:am3d="http://schemas.microsoft.com/office/drawing/2017/model3d" xmlns:o="urn:schemas-microsoft-com:office:office" xmlns:oel="http://schemas.microsoft.com/office/2019/extlst" xmlns:r="http://schemas.openxmlformats.org/officeDocument/2006/relationships" xmlns:m="http://schemas.openxmlformats.org/officeDocument/2006/math" xmlns:v="urn:schemas-microsoft-com:vml" xmlns:wp14="http://schemas.microsoft.com/office/word/2010/wordprocessingDrawing" xmlns:wp="http://schemas.openxmlformats.org/drawingml/2006/wordprocessingDrawing" xmlns:w10="urn:schemas-microsoft-com:office:word" xmlns:w="http://schemas.openxmlformats.org/wordprocessingml/2006/main" xmlns:w14="http://schemas.microsoft.com/office/word/2010/wordml" xmlns:w15="http://schemas.microsoft.com/office/word/2012/wordml" xmlns:w16cex="http://schemas.microsoft.com/office/word/2018/wordml/cex" xmlns:w16cid="http://schemas.microsoft.com/office/word/2016/wordml/cid" xmlns:w16="http://schemas.microsoft.com/office/word/2018/wordml" xmlns:w16du="http://schemas.microsoft.com/office/word/2023/wordml/word16du" xmlns:w16sdtdh="http://schemas.microsoft.com/office/word/2020/wordml/sdtdatahash" xmlns:w16sdtfl="http://schemas.microsoft.com/office/word/2024/wordml/sdtformatlock" xmlns:w16se="http://schemas.microsoft.com/office/word/2015/wordml/symex" xmlns:wpg="http://schemas.microsoft.com/office/word/2010/wordprocessingGroup" xmlns:wpi="http://schemas.microsoft.com/office/word/2010/wordprocessingInk" xmlns:wne="http://schemas.microsoft.com/office/word/2006/wordml" xmlns:wps="http://schemas.microsoft.com/office/word/2010/wordprocessingShape" mc:Ignorable="w14 w15 w16se w16cid w16 w16cex w16sdtdh w16sdtfl w16du wp14">
+  <w:abstractNum w:abstractNumId="0" w15:restartNumberingAfterBreak="0">
+    <w:nsid w:val="47DC7656"/>
     <w:multiLevelType w:val="hybridMultilevel"/>
-    <w:lvl w:ilvl="0" w15:tentative="1">
+    <w:tmpl w:val="38EE8830"/>
+    <w:lvl w:ilvl="0" w:tplc="186E8720">
       <w:start w:val="1"/>
       <w:numFmt w:val="bullet"/>
       <w:lvlText w:val="●"/>
@@ -177,7 +62,7 @@
         <w:ind w:left="720" w:hanging="360"/>
       </w:pPr>
     </w:lvl>
-    <w:lvl w:ilvl="1" w15:tentative="1">
+    <w:lvl w:ilvl="1" w:tplc="49EC6820">
       <w:start w:val="1"/>
       <w:numFmt w:val="bullet"/>
       <w:lvlText w:val="○"/>
@@ -186,7 +71,7 @@
         <w:ind w:left="1440" w:hanging="360"/>
       </w:pPr>
     </w:lvl>
-    <w:lvl w:ilvl="2" w15:tentative="1">
+    <w:lvl w:ilvl="2" w:tplc="284E9D22">
       <w:start w:val="1"/>
       <w:numFmt w:val="bullet"/>
       <w:lvlText w:val="■"/>
@@ -195,7 +80,7 @@
         <w:ind w:left="2160" w:hanging="360"/>
       </w:pPr>
     </w:lvl>
-    <w:lvl w:ilvl="3" w15:tentative="1">
+    <w:lvl w:ilvl="3" w:tplc="CD70F906">
       <w:start w:val="1"/>
       <w:numFmt w:val="bullet"/>
       <w:lvlText w:val="●"/>
@@ -204,7 +89,7 @@
         <w:ind w:left="2880" w:hanging="360"/>
       </w:pPr>
     </w:lvl>
-    <w:lvl w:ilvl="4" w15:tentative="1">
+    <w:lvl w:ilvl="4" w:tplc="F8CA0FC0">
       <w:start w:val="1"/>
       <w:numFmt w:val="bullet"/>
       <w:lvlText w:val="○"/>
@@ -213,7 +98,7 @@
         <w:ind w:left="3600" w:hanging="360"/>
       </w:pPr>
     </w:lvl>
-    <w:lvl w:ilvl="5" w15:tentative="1">
+    <w:lvl w:ilvl="5" w:tplc="93B61170">
       <w:start w:val="1"/>
       <w:numFmt w:val="bullet"/>
       <w:lvlText w:val="■"/>
@@ -222,7 +107,7 @@
         <w:ind w:left="4320" w:hanging="360"/>
       </w:pPr>
     </w:lvl>
-    <w:lvl w:ilvl="6" w15:tentative="1">
+    <w:lvl w:ilvl="6" w:tplc="44E44978">
       <w:start w:val="1"/>
       <w:numFmt w:val="bullet"/>
       <w:lvlText w:val="●"/>
@@ -231,7 +116,7 @@
         <w:ind w:left="5040" w:hanging="360"/>
       </w:pPr>
     </w:lvl>
-    <w:lvl w:ilvl="7" w15:tentative="1">
+    <w:lvl w:ilvl="7" w:tplc="E17E57CA">
       <w:start w:val="1"/>
       <w:numFmt w:val="bullet"/>
       <w:lvlText w:val="●"/>
@@ -240,7 +125,7 @@
         <w:ind w:left="5760" w:hanging="360"/>
       </w:pPr>
     </w:lvl>
-    <w:lvl w:ilvl="8" w15:tentative="1">
+    <w:lvl w:ilvl="8" w:tplc="6FE411CE">
       <w:start w:val="1"/>
       <w:numFmt w:val="bullet"/>
       <w:lvlText w:val="●"/>
@@ -250,8 +135,8 @@
       </w:pPr>
     </w:lvl>
   </w:abstractNum>
-  <w:num w:numId="1">
-    <w:abstractNumId w:val="1"/>
+  <w:num w:numId="1" w16cid:durableId="251938789">
+    <w:abstractNumId w:val="0"/>
     <w:lvlOverride w:ilvl="0">
       <w:startOverride w:val="1"/>
     </w:lvlOverride>
@@ -260,32 +145,407 @@
 </file>
 
 <file path=word/styles.xml><?xml version="1.0" encoding="utf-8"?>
-<w:styles xmlns:mc="http://schemas.openxmlformats.org/markup-compatibility/2006" xmlns:r="http://schemas.openxmlformats.org/officeDocument/2006/relationships" xmlns:w="http://schemas.openxmlformats.org/wordprocessingml/2006/main" xmlns:w14="http://schemas.microsoft.com/office/word/2010/wordml" xmlns:w15="http://schemas.microsoft.com/office/word/2012/wordml" mc:Ignorable="w14 w15">
+<w:styles xmlns:mc="http://schemas.openxmlformats.org/markup-compatibility/2006" xmlns:r="http://schemas.openxmlformats.org/officeDocument/2006/relationships" xmlns:w="http://schemas.openxmlformats.org/wordprocessingml/2006/main" xmlns:w14="http://schemas.microsoft.com/office/word/2010/wordml" xmlns:w15="http://schemas.microsoft.com/office/word/2012/wordml" xmlns:w16cex="http://schemas.microsoft.com/office/word/2018/wordml/cex" xmlns:w16cid="http://schemas.microsoft.com/office/word/2016/wordml/cid" xmlns:w16="http://schemas.microsoft.com/office/word/2018/wordml" xmlns:w16du="http://schemas.microsoft.com/office/word/2023/wordml/word16du" xmlns:w16sdtdh="http://schemas.microsoft.com/office/word/2020/wordml/sdtdatahash" xmlns:w16sdtfl="http://schemas.microsoft.com/office/word/2024/wordml/sdtformatlock" xmlns:w16se="http://schemas.microsoft.com/office/word/2015/wordml/symex" mc:Ignorable="w14 w15 w16se w16cid w16 w16cex w16sdtdh w16sdtfl w16du">
   <w:docDefaults>
     <w:rPrDefault>
       <w:rPr>
-        <w:rFonts w:ascii="Verdana" w:cs="Verdana" w:eastAsia="Verdana" w:hAnsi="Verdana"/>
+        <w:rFonts w:ascii="Verdana" w:eastAsia="Verdana" w:hAnsi="Verdana" w:cs="Verdana"/>
         <w:sz w:val="16"/>
         <w:szCs w:val="16"/>
+        <w:lang w:val="en-US" w:eastAsia="en-US" w:bidi="ar-SA"/>
       </w:rPr>
     </w:rPrDefault>
     <w:pPrDefault/>
   </w:docDefaults>
-  <w:style w:type="paragraph" w:styleId="Title">
-    <w:name w:val="Title"/>
-    <w:basedOn w:val="Normal"/>
-    <w:next w:val="Normal"/>
+  <w:latentStyles w:defLockedState="0" w:defUIPriority="99" w:defSemiHidden="0" w:defUnhideWhenUsed="0" w:defQFormat="0" w:count="376">
+    <w:lsdException w:name="Normal" w:uiPriority="0" w:qFormat="1"/>
+    <w:lsdException w:name="heading 1" w:uiPriority="9" w:qFormat="1"/>
+    <w:lsdException w:name="heading 2" w:semiHidden="1" w:uiPriority="9" w:unhideWhenUsed="1" w:qFormat="1"/>
+    <w:lsdException w:name="heading 3" w:semiHidden="1" w:uiPriority="9" w:unhideWhenUsed="1" w:qFormat="1"/>
+    <w:lsdException w:name="heading 4" w:semiHidden="1" w:uiPriority="9" w:unhideWhenUsed="1" w:qFormat="1"/>
+    <w:lsdException w:name="heading 5" w:semiHidden="1" w:uiPriority="9" w:unhideWhenUsed="1" w:qFormat="1"/>
+    <w:lsdException w:name="heading 6" w:semiHidden="1" w:uiPriority="9" w:unhideWhenUsed="1" w:qFormat="1"/>
+    <w:lsdException w:name="heading 7" w:semiHidden="1" w:uiPriority="9" w:unhideWhenUsed="1" w:qFormat="1"/>
+    <w:lsdException w:name="heading 8" w:semiHidden="1" w:uiPriority="9" w:unhideWhenUsed="1" w:qFormat="1"/>
+    <w:lsdException w:name="heading 9" w:semiHidden="1" w:uiPriority="9" w:unhideWhenUsed="1" w:qFormat="1"/>
+    <w:lsdException w:name="index 1" w:semiHidden="1" w:unhideWhenUsed="1"/>
+    <w:lsdException w:name="index 2" w:semiHidden="1" w:unhideWhenUsed="1"/>
+    <w:lsdException w:name="index 3" w:semiHidden="1" w:unhideWhenUsed="1"/>
+    <w:lsdException w:name="index 4" w:semiHidden="1" w:unhideWhenUsed="1"/>
+    <w:lsdException w:name="index 5" w:semiHidden="1" w:unhideWhenUsed="1"/>
+    <w:lsdException w:name="index 6" w:semiHidden="1" w:unhideWhenUsed="1"/>
+    <w:lsdException w:name="index 7" w:semiHidden="1" w:unhideWhenUsed="1"/>
+    <w:lsdException w:name="index 8" w:semiHidden="1" w:unhideWhenUsed="1"/>
+    <w:lsdException w:name="index 9" w:semiHidden="1" w:unhideWhenUsed="1"/>
+    <w:lsdException w:name="toc 1" w:semiHidden="1" w:uiPriority="39" w:unhideWhenUsed="1"/>
+    <w:lsdException w:name="toc 2" w:semiHidden="1" w:uiPriority="39" w:unhideWhenUsed="1"/>
+    <w:lsdException w:name="toc 3" w:semiHidden="1" w:uiPriority="39" w:unhideWhenUsed="1"/>
+    <w:lsdException w:name="toc 4" w:semiHidden="1" w:uiPriority="39" w:unhideWhenUsed="1"/>
+    <w:lsdException w:name="toc 5" w:semiHidden="1" w:uiPriority="39" w:unhideWhenUsed="1"/>
+    <w:lsdException w:name="toc 6" w:semiHidden="1" w:uiPriority="39" w:unhideWhenUsed="1"/>
+    <w:lsdException w:name="toc 7" w:semiHidden="1" w:uiPriority="39" w:unhideWhenUsed="1"/>
+    <w:lsdException w:name="toc 8" w:semiHidden="1" w:uiPriority="39" w:unhideWhenUsed="1"/>
+    <w:lsdException w:name="toc 9" w:semiHidden="1" w:uiPriority="39" w:unhideWhenUsed="1"/>
+    <w:lsdException w:name="Normal Indent" w:semiHidden="1" w:unhideWhenUsed="1"/>
+    <w:lsdException w:name="footnote text" w:semiHidden="1" w:unhideWhenUsed="1"/>
+    <w:lsdException w:name="annotation text" w:semiHidden="1" w:unhideWhenUsed="1"/>
+    <w:lsdException w:name="header" w:semiHidden="1" w:unhideWhenUsed="1"/>
+    <w:lsdException w:name="footer" w:semiHidden="1" w:unhideWhenUsed="1"/>
+    <w:lsdException w:name="index heading" w:semiHidden="1" w:unhideWhenUsed="1"/>
+    <w:lsdException w:name="caption" w:semiHidden="1" w:uiPriority="35" w:unhideWhenUsed="1" w:qFormat="1"/>
+    <w:lsdException w:name="table of figures" w:semiHidden="1" w:unhideWhenUsed="1"/>
+    <w:lsdException w:name="envelope address" w:semiHidden="1" w:unhideWhenUsed="1"/>
+    <w:lsdException w:name="envelope return" w:semiHidden="1" w:unhideWhenUsed="1"/>
+    <w:lsdException w:name="footnote reference" w:semiHidden="1" w:unhideWhenUsed="1"/>
+    <w:lsdException w:name="annotation reference" w:semiHidden="1" w:unhideWhenUsed="1"/>
+    <w:lsdException w:name="line number" w:semiHidden="1" w:unhideWhenUsed="1"/>
+    <w:lsdException w:name="page number" w:semiHidden="1" w:unhideWhenUsed="1"/>
+    <w:lsdException w:name="endnote reference" w:semiHidden="1" w:unhideWhenUsed="1"/>
+    <w:lsdException w:name="endnote text" w:semiHidden="1" w:unhideWhenUsed="1"/>
+    <w:lsdException w:name="table of authorities" w:semiHidden="1" w:unhideWhenUsed="1"/>
+    <w:lsdException w:name="macro" w:semiHidden="1" w:unhideWhenUsed="1"/>
+    <w:lsdException w:name="toa heading" w:semiHidden="1" w:unhideWhenUsed="1"/>
+    <w:lsdException w:name="List" w:semiHidden="1" w:unhideWhenUsed="1"/>
+    <w:lsdException w:name="List Bullet" w:semiHidden="1" w:unhideWhenUsed="1"/>
+    <w:lsdException w:name="List Number" w:semiHidden="1" w:unhideWhenUsed="1"/>
+    <w:lsdException w:name="List 2" w:semiHidden="1" w:unhideWhenUsed="1"/>
+    <w:lsdException w:name="List 3" w:semiHidden="1" w:unhideWhenUsed="1"/>
+    <w:lsdException w:name="List 4" w:semiHidden="1" w:unhideWhenUsed="1"/>
+    <w:lsdException w:name="List 5" w:semiHidden="1" w:unhideWhenUsed="1"/>
+    <w:lsdException w:name="List Bullet 2" w:semiHidden="1" w:unhideWhenUsed="1"/>
+    <w:lsdException w:name="List Bullet 3" w:semiHidden="1" w:unhideWhenUsed="1"/>
+    <w:lsdException w:name="List Bullet 4" w:semiHidden="1" w:unhideWhenUsed="1"/>
+    <w:lsdException w:name="List Bullet 5" w:semiHidden="1" w:unhideWhenUsed="1"/>
+    <w:lsdException w:name="List Number 2" w:semiHidden="1" w:unhideWhenUsed="1"/>
+    <w:lsdException w:name="List Number 3" w:semiHidden="1" w:unhideWhenUsed="1"/>
+    <w:lsdException w:name="List Number 4" w:semiHidden="1" w:unhideWhenUsed="1"/>
+    <w:lsdException w:name="List Number 5" w:semiHidden="1" w:unhideWhenUsed="1"/>
+    <w:lsdException w:name="Title" w:uiPriority="10" w:qFormat="1"/>
+    <w:lsdException w:name="Closing" w:semiHidden="1" w:unhideWhenUsed="1"/>
+    <w:lsdException w:name="Signature" w:semiHidden="1" w:unhideWhenUsed="1"/>
+    <w:lsdException w:name="Default Paragraph Font" w:semiHidden="1" w:uiPriority="1" w:unhideWhenUsed="1"/>
+    <w:lsdException w:name="Body Text" w:semiHidden="1" w:unhideWhenUsed="1"/>
+    <w:lsdException w:name="Body Text Indent" w:semiHidden="1" w:unhideWhenUsed="1"/>
+    <w:lsdException w:name="List Continue" w:semiHidden="1" w:unhideWhenUsed="1"/>
+    <w:lsdException w:name="List Continue 2" w:semiHidden="1" w:unhideWhenUsed="1"/>
+    <w:lsdException w:name="List Continue 3" w:semiHidden="1" w:unhideWhenUsed="1"/>
+    <w:lsdException w:name="List Continue 4" w:semiHidden="1" w:unhideWhenUsed="1"/>
+    <w:lsdException w:name="List Continue 5" w:semiHidden="1" w:unhideWhenUsed="1"/>
+    <w:lsdException w:name="Message Header" w:semiHidden="1" w:unhideWhenUsed="1"/>
+    <w:lsdException w:name="Subtitle" w:uiPriority="11" w:qFormat="1"/>
+    <w:lsdException w:name="Salutation" w:semiHidden="1" w:unhideWhenUsed="1"/>
+    <w:lsdException w:name="Date" w:semiHidden="1" w:unhideWhenUsed="1"/>
+    <w:lsdException w:name="Body Text First Indent" w:semiHidden="1" w:unhideWhenUsed="1"/>
+    <w:lsdException w:name="Body Text First Indent 2" w:semiHidden="1" w:unhideWhenUsed="1"/>
+    <w:lsdException w:name="Note Heading" w:semiHidden="1" w:unhideWhenUsed="1"/>
+    <w:lsdException w:name="Body Text 2" w:semiHidden="1" w:unhideWhenUsed="1"/>
+    <w:lsdException w:name="Body Text 3" w:semiHidden="1" w:unhideWhenUsed="1"/>
+    <w:lsdException w:name="Body Text Indent 2" w:semiHidden="1" w:unhideWhenUsed="1"/>
+    <w:lsdException w:name="Body Text Indent 3" w:semiHidden="1" w:unhideWhenUsed="1"/>
+    <w:lsdException w:name="Block Text" w:semiHidden="1" w:unhideWhenUsed="1"/>
+    <w:lsdException w:name="Hyperlink" w:semiHidden="1" w:unhideWhenUsed="1"/>
+    <w:lsdException w:name="FollowedHyperlink" w:semiHidden="1" w:unhideWhenUsed="1"/>
+    <w:lsdException w:name="Strong" w:uiPriority="22" w:qFormat="1"/>
+    <w:lsdException w:name="Emphasis" w:uiPriority="20" w:qFormat="1"/>
+    <w:lsdException w:name="Document Map" w:semiHidden="1" w:unhideWhenUsed="1"/>
+    <w:lsdException w:name="Plain Text" w:semiHidden="1" w:unhideWhenUsed="1"/>
+    <w:lsdException w:name="E-mail Signature" w:semiHidden="1" w:unhideWhenUsed="1"/>
+    <w:lsdException w:name="HTML Top of Form" w:semiHidden="1" w:unhideWhenUsed="1"/>
+    <w:lsdException w:name="HTML Bottom of Form" w:semiHidden="1" w:unhideWhenUsed="1"/>
+    <w:lsdException w:name="Normal (Web)" w:semiHidden="1" w:unhideWhenUsed="1"/>
+    <w:lsdException w:name="HTML Acronym" w:semiHidden="1" w:unhideWhenUsed="1"/>
+    <w:lsdException w:name="HTML Address" w:semiHidden="1" w:unhideWhenUsed="1"/>
+    <w:lsdException w:name="HTML Cite" w:semiHidden="1" w:unhideWhenUsed="1"/>
+    <w:lsdException w:name="HTML Code" w:semiHidden="1" w:unhideWhenUsed="1"/>
+    <w:lsdException w:name="HTML Definition" w:semiHidden="1" w:unhideWhenUsed="1"/>
+    <w:lsdException w:name="HTML Keyboard" w:semiHidden="1" w:unhideWhenUsed="1"/>
+    <w:lsdException w:name="HTML Preformatted" w:semiHidden="1" w:unhideWhenUsed="1"/>
+    <w:lsdException w:name="HTML Sample" w:semiHidden="1" w:unhideWhenUsed="1"/>
+    <w:lsdException w:name="HTML Typewriter" w:semiHidden="1" w:unhideWhenUsed="1"/>
+    <w:lsdException w:name="HTML Variable" w:semiHidden="1" w:unhideWhenUsed="1"/>
+    <w:lsdException w:name="Normal Table" w:semiHidden="1" w:unhideWhenUsed="1"/>
+    <w:lsdException w:name="annotation subject" w:semiHidden="1" w:unhideWhenUsed="1"/>
+    <w:lsdException w:name="No List" w:semiHidden="1" w:unhideWhenUsed="1"/>
+    <w:lsdException w:name="Outline List 1" w:semiHidden="1" w:unhideWhenUsed="1"/>
+    <w:lsdException w:name="Outline List 2" w:semiHidden="1" w:unhideWhenUsed="1"/>
+    <w:lsdException w:name="Outline List 3" w:semiHidden="1" w:unhideWhenUsed="1"/>
+    <w:lsdException w:name="Table Simple 1" w:semiHidden="1" w:unhideWhenUsed="1"/>
+    <w:lsdException w:name="Table Simple 2" w:semiHidden="1" w:unhideWhenUsed="1"/>
+    <w:lsdException w:name="Table Simple 3" w:semiHidden="1" w:unhideWhenUsed="1"/>
+    <w:lsdException w:name="Table Classic 1" w:semiHidden="1" w:unhideWhenUsed="1"/>
+    <w:lsdException w:name="Table Classic 2" w:semiHidden="1" w:unhideWhenUsed="1"/>
+    <w:lsdException w:name="Table Classic 3" w:semiHidden="1" w:unhideWhenUsed="1"/>
+    <w:lsdException w:name="Table Classic 4" w:semiHidden="1" w:unhideWhenUsed="1"/>
+    <w:lsdException w:name="Table Colorful 1" w:semiHidden="1" w:unhideWhenUsed="1"/>
+    <w:lsdException w:name="Table Colorful 2" w:semiHidden="1" w:unhideWhenUsed="1"/>
+    <w:lsdException w:name="Table Colorful 3" w:semiHidden="1" w:unhideWhenUsed="1"/>
+    <w:lsdException w:name="Table Columns 1" w:semiHidden="1" w:unhideWhenUsed="1"/>
+    <w:lsdException w:name="Table Columns 2" w:semiHidden="1" w:unhideWhenUsed="1"/>
+    <w:lsdException w:name="Table Columns 3" w:semiHidden="1" w:unhideWhenUsed="1"/>
+    <w:lsdException w:name="Table Columns 4" w:semiHidden="1" w:unhideWhenUsed="1"/>
+    <w:lsdException w:name="Table Columns 5" w:semiHidden="1" w:unhideWhenUsed="1"/>
+    <w:lsdException w:name="Table Grid 1" w:semiHidden="1" w:unhideWhenUsed="1"/>
+    <w:lsdException w:name="Table Grid 2" w:semiHidden="1" w:unhideWhenUsed="1"/>
+    <w:lsdException w:name="Table Grid 3" w:semiHidden="1" w:unhideWhenUsed="1"/>
+    <w:lsdException w:name="Table Grid 4" w:semiHidden="1" w:unhideWhenUsed="1"/>
+    <w:lsdException w:name="Table Grid 5" w:semiHidden="1" w:unhideWhenUsed="1"/>
+    <w:lsdException w:name="Table Grid 6" w:semiHidden="1" w:unhideWhenUsed="1"/>
+    <w:lsdException w:name="Table Grid 7" w:semiHidden="1" w:unhideWhenUsed="1"/>
+    <w:lsdException w:name="Table Grid 8" w:semiHidden="1" w:unhideWhenUsed="1"/>
+    <w:lsdException w:name="Table List 1" w:semiHidden="1" w:unhideWhenUsed="1"/>
+    <w:lsdException w:name="Table List 2" w:semiHidden="1" w:unhideWhenUsed="1"/>
+    <w:lsdException w:name="Table List 3" w:semiHidden="1" w:unhideWhenUsed="1"/>
+    <w:lsdException w:name="Table List 4" w:semiHidden="1" w:unhideWhenUsed="1"/>
+    <w:lsdException w:name="Table List 5" w:semiHidden="1" w:unhideWhenUsed="1"/>
+    <w:lsdException w:name="Table List 6" w:semiHidden="1" w:unhideWhenUsed="1"/>
+    <w:lsdException w:name="Table List 7" w:semiHidden="1" w:unhideWhenUsed="1"/>
+    <w:lsdException w:name="Table List 8" w:semiHidden="1" w:unhideWhenUsed="1"/>
+    <w:lsdException w:name="Table 3D effects 1" w:semiHidden="1" w:unhideWhenUsed="1"/>
+    <w:lsdException w:name="Table 3D effects 2" w:semiHidden="1" w:unhideWhenUsed="1"/>
+    <w:lsdException w:name="Table 3D effects 3" w:semiHidden="1" w:unhideWhenUsed="1"/>
+    <w:lsdException w:name="Table Contemporary" w:semiHidden="1" w:unhideWhenUsed="1"/>
+    <w:lsdException w:name="Table Elegant" w:semiHidden="1" w:unhideWhenUsed="1"/>
+    <w:lsdException w:name="Table Professional" w:semiHidden="1" w:unhideWhenUsed="1"/>
+    <w:lsdException w:name="Table Subtle 1" w:semiHidden="1" w:unhideWhenUsed="1"/>
+    <w:lsdException w:name="Table Subtle 2" w:semiHidden="1" w:unhideWhenUsed="1"/>
+    <w:lsdException w:name="Table Web 1" w:semiHidden="1" w:unhideWhenUsed="1"/>
+    <w:lsdException w:name="Table Web 2" w:semiHidden="1" w:unhideWhenUsed="1"/>
+    <w:lsdException w:name="Table Web 3" w:semiHidden="1" w:unhideWhenUsed="1"/>
+    <w:lsdException w:name="Balloon Text" w:semiHidden="1" w:unhideWhenUsed="1"/>
+    <w:lsdException w:name="Table Grid" w:uiPriority="39"/>
+    <w:lsdException w:name="Table Theme" w:semiHidden="1" w:unhideWhenUsed="1"/>
+    <w:lsdException w:name="Placeholder Text" w:semiHidden="1"/>
+    <w:lsdException w:name="No Spacing" w:uiPriority="1" w:qFormat="1"/>
+    <w:lsdException w:name="Light Shading" w:uiPriority="60"/>
+    <w:lsdException w:name="Light List" w:uiPriority="61"/>
+    <w:lsdException w:name="Light Grid" w:uiPriority="62"/>
+    <w:lsdException w:name="Medium Shading 1" w:uiPriority="63"/>
+    <w:lsdException w:name="Medium Shading 2" w:uiPriority="64"/>
+    <w:lsdException w:name="Medium List 1" w:uiPriority="65"/>
+    <w:lsdException w:name="Medium List 2" w:uiPriority="66"/>
+    <w:lsdException w:name="Medium Grid 1" w:uiPriority="67"/>
+    <w:lsdException w:name="Medium Grid 2" w:uiPriority="68"/>
+    <w:lsdException w:name="Medium Grid 3" w:uiPriority="69"/>
+    <w:lsdException w:name="Dark List" w:uiPriority="70"/>
+    <w:lsdException w:name="Colorful Shading" w:uiPriority="71"/>
+    <w:lsdException w:name="Colorful List" w:uiPriority="72"/>
+    <w:lsdException w:name="Colorful Grid" w:uiPriority="73"/>
+    <w:lsdException w:name="Light Shading Accent 1" w:uiPriority="60"/>
+    <w:lsdException w:name="Light List Accent 1" w:uiPriority="61"/>
+    <w:lsdException w:name="Light Grid Accent 1" w:uiPriority="62"/>
+    <w:lsdException w:name="Medium Shading 1 Accent 1" w:uiPriority="63"/>
+    <w:lsdException w:name="Medium Shading 2 Accent 1" w:uiPriority="64"/>
+    <w:lsdException w:name="Medium List 1 Accent 1" w:uiPriority="65"/>
+    <w:lsdException w:name="Revision" w:semiHidden="1"/>
+    <w:lsdException w:name="List Paragraph" w:uiPriority="34" w:qFormat="1"/>
+    <w:lsdException w:name="Quote" w:uiPriority="29" w:qFormat="1"/>
+    <w:lsdException w:name="Intense Quote" w:uiPriority="30" w:qFormat="1"/>
+    <w:lsdException w:name="Medium List 2 Accent 1" w:uiPriority="66"/>
+    <w:lsdException w:name="Medium Grid 1 Accent 1" w:uiPriority="67"/>
+    <w:lsdException w:name="Medium Grid 2 Accent 1" w:uiPriority="68"/>
+    <w:lsdException w:name="Medium Grid 3 Accent 1" w:uiPriority="69"/>
+    <w:lsdException w:name="Dark List Accent 1" w:uiPriority="70"/>
+    <w:lsdException w:name="Colorful Shading Accent 1" w:uiPriority="71"/>
+    <w:lsdException w:name="Colorful List Accent 1" w:uiPriority="72"/>
+    <w:lsdException w:name="Colorful Grid Accent 1" w:uiPriority="73"/>
+    <w:lsdException w:name="Light Shading Accent 2" w:uiPriority="60"/>
+    <w:lsdException w:name="Light List Accent 2" w:uiPriority="61"/>
+    <w:lsdException w:name="Light Grid Accent 2" w:uiPriority="62"/>
+    <w:lsdException w:name="Medium Shading 1 Accent 2" w:uiPriority="63"/>
+    <w:lsdException w:name="Medium Shading 2 Accent 2" w:uiPriority="64"/>
+    <w:lsdException w:name="Medium List 1 Accent 2" w:uiPriority="65"/>
+    <w:lsdException w:name="Medium List 2 Accent 2" w:uiPriority="66"/>
+    <w:lsdException w:name="Medium Grid 1 Accent 2" w:uiPriority="67"/>
+    <w:lsdException w:name="Medium Grid 2 Accent 2" w:uiPriority="68"/>
+    <w:lsdException w:name="Medium Grid 3 Accent 2" w:uiPriority="69"/>
+    <w:lsdException w:name="Dark List Accent 2" w:uiPriority="70"/>
+    <w:lsdException w:name="Colorful Shading Accent 2" w:uiPriority="71"/>
+    <w:lsdException w:name="Colorful List Accent 2" w:uiPriority="72"/>
+    <w:lsdException w:name="Colorful Grid Accent 2" w:uiPriority="73"/>
+    <w:lsdException w:name="Light Shading Accent 3" w:uiPriority="60"/>
+    <w:lsdException w:name="Light List Accent 3" w:uiPriority="61"/>
+    <w:lsdException w:name="Light Grid Accent 3" w:uiPriority="62"/>
+    <w:lsdException w:name="Medium Shading 1 Accent 3" w:uiPriority="63"/>
+    <w:lsdException w:name="Medium Shading 2 Accent 3" w:uiPriority="64"/>
+    <w:lsdException w:name="Medium List 1 Accent 3" w:uiPriority="65"/>
+    <w:lsdException w:name="Medium List 2 Accent 3" w:uiPriority="66"/>
+    <w:lsdException w:name="Medium Grid 1 Accent 3" w:uiPriority="67"/>
+    <w:lsdException w:name="Medium Grid 2 Accent 3" w:uiPriority="68"/>
+    <w:lsdException w:name="Medium Grid 3 Accent 3" w:uiPriority="69"/>
+    <w:lsdException w:name="Dark List Accent 3" w:uiPriority="70"/>
+    <w:lsdException w:name="Colorful Shading Accent 3" w:uiPriority="71"/>
+    <w:lsdException w:name="Colorful List Accent 3" w:uiPriority="72"/>
+    <w:lsdException w:name="Colorful Grid Accent 3" w:uiPriority="73"/>
+    <w:lsdException w:name="Light Shading Accent 4" w:uiPriority="60"/>
+    <w:lsdException w:name="Light List Accent 4" w:uiPriority="61"/>
+    <w:lsdException w:name="Light Grid Accent 4" w:uiPriority="62"/>
+    <w:lsdException w:name="Medium Shading 1 Accent 4" w:uiPriority="63"/>
+    <w:lsdException w:name="Medium Shading 2 Accent 4" w:uiPriority="64"/>
+    <w:lsdException w:name="Medium List 1 Accent 4" w:uiPriority="65"/>
+    <w:lsdException w:name="Medium List 2 Accent 4" w:uiPriority="66"/>
+    <w:lsdException w:name="Medium Grid 1 Accent 4" w:uiPriority="67"/>
+    <w:lsdException w:name="Medium Grid 2 Accent 4" w:uiPriority="68"/>
+    <w:lsdException w:name="Medium Grid 3 Accent 4" w:uiPriority="69"/>
+    <w:lsdException w:name="Dark List Accent 4" w:uiPriority="70"/>
+    <w:lsdException w:name="Colorful Shading Accent 4" w:uiPriority="71"/>
+    <w:lsdException w:name="Colorful List Accent 4" w:uiPriority="72"/>
+    <w:lsdException w:name="Colorful Grid Accent 4" w:uiPriority="73"/>
+    <w:lsdException w:name="Light Shading Accent 5" w:uiPriority="60"/>
+    <w:lsdException w:name="Light List Accent 5" w:uiPriority="61"/>
+    <w:lsdException w:name="Light Grid Accent 5" w:uiPriority="62"/>
+    <w:lsdException w:name="Medium Shading 1 Accent 5" w:uiPriority="63"/>
+    <w:lsdException w:name="Medium Shading 2 Accent 5" w:uiPriority="64"/>
+    <w:lsdException w:name="Medium List 1 Accent 5" w:uiPriority="65"/>
+    <w:lsdException w:name="Medium List 2 Accent 5" w:uiPriority="66"/>
+    <w:lsdException w:name="Medium Grid 1 Accent 5" w:uiPriority="67"/>
+    <w:lsdException w:name="Medium Grid 2 Accent 5" w:uiPriority="68"/>
+    <w:lsdException w:name="Medium Grid 3 Accent 5" w:uiPriority="69"/>
+    <w:lsdException w:name="Dark List Accent 5" w:uiPriority="70"/>
+    <w:lsdException w:name="Colorful Shading Accent 5" w:uiPriority="71"/>
+    <w:lsdException w:name="Colorful List Accent 5" w:uiPriority="72"/>
+    <w:lsdException w:name="Colorful Grid Accent 5" w:uiPriority="73"/>
+    <w:lsdException w:name="Light Shading Accent 6" w:uiPriority="60"/>
+    <w:lsdException w:name="Light List Accent 6" w:uiPriority="61"/>
+    <w:lsdException w:name="Light Grid Accent 6" w:uiPriority="62"/>
+    <w:lsdException w:name="Medium Shading 1 Accent 6" w:uiPriority="63"/>
+    <w:lsdException w:name="Medium Shading 2 Accent 6" w:uiPriority="64"/>
+    <w:lsdException w:name="Medium List 1 Accent 6" w:uiPriority="65"/>
+    <w:lsdException w:name="Medium List 2 Accent 6" w:uiPriority="66"/>
+    <w:lsdException w:name="Medium Grid 1 Accent 6" w:uiPriority="67"/>
+    <w:lsdException w:name="Medium Grid 2 Accent 6" w:uiPriority="68"/>
+    <w:lsdException w:name="Medium Grid 3 Accent 6" w:uiPriority="69"/>
+    <w:lsdException w:name="Dark List Accent 6" w:uiPriority="70"/>
+    <w:lsdException w:name="Colorful Shading Accent 6" w:uiPriority="71"/>
+    <w:lsdException w:name="Colorful List Accent 6" w:uiPriority="72"/>
+    <w:lsdException w:name="Colorful Grid Accent 6" w:uiPriority="73"/>
+    <w:lsdException w:name="Subtle Emphasis" w:uiPriority="19" w:qFormat="1"/>
+    <w:lsdException w:name="Intense Emphasis" w:uiPriority="21" w:qFormat="1"/>
+    <w:lsdException w:name="Subtle Reference" w:uiPriority="31" w:qFormat="1"/>
+    <w:lsdException w:name="Intense Reference" w:uiPriority="32" w:qFormat="1"/>
+    <w:lsdException w:name="Book Title" w:uiPriority="33" w:qFormat="1"/>
+    <w:lsdException w:name="Bibliography" w:semiHidden="1" w:uiPriority="37" w:unhideWhenUsed="1"/>
+    <w:lsdException w:name="TOC Heading" w:semiHidden="1" w:uiPriority="39" w:unhideWhenUsed="1" w:qFormat="1"/>
+    <w:lsdException w:name="Plain Table 1" w:uiPriority="41"/>
+    <w:lsdException w:name="Plain Table 2" w:uiPriority="42"/>
+    <w:lsdException w:name="Plain Table 3" w:uiPriority="43"/>
+    <w:lsdException w:name="Plain Table 4" w:uiPriority="44"/>
+    <w:lsdException w:name="Plain Table 5" w:uiPriority="45"/>
+    <w:lsdException w:name="Grid Table Light" w:uiPriority="40"/>
+    <w:lsdException w:name="Grid Table 1 Light" w:uiPriority="46"/>
+    <w:lsdException w:name="Grid Table 2" w:uiPriority="47"/>
+    <w:lsdException w:name="Grid Table 3" w:uiPriority="48"/>
+    <w:lsdException w:name="Grid Table 4" w:uiPriority="49"/>
+    <w:lsdException w:name="Grid Table 5 Dark" w:uiPriority="50"/>
+    <w:lsdException w:name="Grid Table 6 Colorful" w:uiPriority="51"/>
+    <w:lsdException w:name="Grid Table 7 Colorful" w:uiPriority="52"/>
+    <w:lsdException w:name="Grid Table 1 Light Accent 1" w:uiPriority="46"/>
+    <w:lsdException w:name="Grid Table 2 Accent 1" w:uiPriority="47"/>
+    <w:lsdException w:name="Grid Table 3 Accent 1" w:uiPriority="48"/>
+    <w:lsdException w:name="Grid Table 4 Accent 1" w:uiPriority="49"/>
+    <w:lsdException w:name="Grid Table 5 Dark Accent 1" w:uiPriority="50"/>
+    <w:lsdException w:name="Grid Table 6 Colorful Accent 1" w:uiPriority="51"/>
+    <w:lsdException w:name="Grid Table 7 Colorful Accent 1" w:uiPriority="52"/>
+    <w:lsdException w:name="Grid Table 1 Light Accent 2" w:uiPriority="46"/>
+    <w:lsdException w:name="Grid Table 2 Accent 2" w:uiPriority="47"/>
+    <w:lsdException w:name="Grid Table 3 Accent 2" w:uiPriority="48"/>
+    <w:lsdException w:name="Grid Table 4 Accent 2" w:uiPriority="49"/>
+    <w:lsdException w:name="Grid Table 5 Dark Accent 2" w:uiPriority="50"/>
+    <w:lsdException w:name="Grid Table 6 Colorful Accent 2" w:uiPriority="51"/>
+    <w:lsdException w:name="Grid Table 7 Colorful Accent 2" w:uiPriority="52"/>
+    <w:lsdException w:name="Grid Table 1 Light Accent 3" w:uiPriority="46"/>
+    <w:lsdException w:name="Grid Table 2 Accent 3" w:uiPriority="47"/>
+    <w:lsdException w:name="Grid Table 3 Accent 3" w:uiPriority="48"/>
+    <w:lsdException w:name="Grid Table 4 Accent 3" w:uiPriority="49"/>
+    <w:lsdException w:name="Grid Table 5 Dark Accent 3" w:uiPriority="50"/>
+    <w:lsdException w:name="Grid Table 6 Colorful Accent 3" w:uiPriority="51"/>
+    <w:lsdException w:name="Grid Table 7 Colorful Accent 3" w:uiPriority="52"/>
+    <w:lsdException w:name="Grid Table 1 Light Accent 4" w:uiPriority="46"/>
+    <w:lsdException w:name="Grid Table 2 Accent 4" w:uiPriority="47"/>
+    <w:lsdException w:name="Grid Table 3 Accent 4" w:uiPriority="48"/>
+    <w:lsdException w:name="Grid Table 4 Accent 4" w:uiPriority="49"/>
+    <w:lsdException w:name="Grid Table 5 Dark Accent 4" w:uiPriority="50"/>
+    <w:lsdException w:name="Grid Table 6 Colorful Accent 4" w:uiPriority="51"/>
+    <w:lsdException w:name="Grid Table 7 Colorful Accent 4" w:uiPriority="52"/>
+    <w:lsdException w:name="Grid Table 1 Light Accent 5" w:uiPriority="46"/>
+    <w:lsdException w:name="Grid Table 2 Accent 5" w:uiPriority="47"/>
+    <w:lsdException w:name="Grid Table 3 Accent 5" w:uiPriority="48"/>
+    <w:lsdException w:name="Grid Table 4 Accent 5" w:uiPriority="49"/>
+    <w:lsdException w:name="Grid Table 5 Dark Accent 5" w:uiPriority="50"/>
+    <w:lsdException w:name="Grid Table 6 Colorful Accent 5" w:uiPriority="51"/>
+    <w:lsdException w:name="Grid Table 7 Colorful Accent 5" w:uiPriority="52"/>
+    <w:lsdException w:name="Grid Table 1 Light Accent 6" w:uiPriority="46"/>
+    <w:lsdException w:name="Grid Table 2 Accent 6" w:uiPriority="47"/>
+    <w:lsdException w:name="Grid Table 3 Accent 6" w:uiPriority="48"/>
+    <w:lsdException w:name="Grid Table 4 Accent 6" w:uiPriority="49"/>
+    <w:lsdException w:name="Grid Table 5 Dark Accent 6" w:uiPriority="50"/>
+    <w:lsdException w:name="Grid Table 6 Colorful Accent 6" w:uiPriority="51"/>
+    <w:lsdException w:name="Grid Table 7 Colorful Accent 6" w:uiPriority="52"/>
+    <w:lsdException w:name="List Table 1 Light" w:uiPriority="46"/>
+    <w:lsdException w:name="List Table 2" w:uiPriority="47"/>
+    <w:lsdException w:name="List Table 3" w:uiPriority="48"/>
+    <w:lsdException w:name="List Table 4" w:uiPriority="49"/>
+    <w:lsdException w:name="List Table 5 Dark" w:uiPriority="50"/>
+    <w:lsdException w:name="List Table 6 Colorful" w:uiPriority="51"/>
+    <w:lsdException w:name="List Table 7 Colorful" w:uiPriority="52"/>
+    <w:lsdException w:name="List Table 1 Light Accent 1" w:uiPriority="46"/>
+    <w:lsdException w:name="List Table 2 Accent 1" w:uiPriority="47"/>
+    <w:lsdException w:name="List Table 3 Accent 1" w:uiPriority="48"/>
+    <w:lsdException w:name="List Table 4 Accent 1" w:uiPriority="49"/>
+    <w:lsdException w:name="List Table 5 Dark Accent 1" w:uiPriority="50"/>
+    <w:lsdException w:name="List Table 6 Colorful Accent 1" w:uiPriority="51"/>
+    <w:lsdException w:name="List Table 7 Colorful Accent 1" w:uiPriority="52"/>
+    <w:lsdException w:name="List Table 1 Light Accent 2" w:uiPriority="46"/>
+    <w:lsdException w:name="List Table 2 Accent 2" w:uiPriority="47"/>
+    <w:lsdException w:name="List Table 3 Accent 2" w:uiPriority="48"/>
+    <w:lsdException w:name="List Table 4 Accent 2" w:uiPriority="49"/>
+    <w:lsdException w:name="List Table 5 Dark Accent 2" w:uiPriority="50"/>
+    <w:lsdException w:name="List Table 6 Colorful Accent 2" w:uiPriority="51"/>
+    <w:lsdException w:name="List Table 7 Colorful Accent 2" w:uiPriority="52"/>
+    <w:lsdException w:name="List Table 1 Light Accent 3" w:uiPriority="46"/>
+    <w:lsdException w:name="List Table 2 Accent 3" w:uiPriority="47"/>
+    <w:lsdException w:name="List Table 3 Accent 3" w:uiPriority="48"/>
+    <w:lsdException w:name="List Table 4 Accent 3" w:uiPriority="49"/>
+    <w:lsdException w:name="List Table 5 Dark Accent 3" w:uiPriority="50"/>
+    <w:lsdException w:name="List Table 6 Colorful Accent 3" w:uiPriority="51"/>
+    <w:lsdException w:name="List Table 7 Colorful Accent 3" w:uiPriority="52"/>
+    <w:lsdException w:name="List Table 1 Light Accent 4" w:uiPriority="46"/>
+    <w:lsdException w:name="List Table 2 Accent 4" w:uiPriority="47"/>
+    <w:lsdException w:name="List Table 3 Accent 4" w:uiPriority="48"/>
+    <w:lsdException w:name="List Table 4 Accent 4" w:uiPriority="49"/>
+    <w:lsdException w:name="List Table 5 Dark Accent 4" w:uiPriority="50"/>
+    <w:lsdException w:name="List Table 6 Colorful Accent 4" w:uiPriority="51"/>
+    <w:lsdException w:name="List Table 7 Colorful Accent 4" w:uiPriority="52"/>
+    <w:lsdException w:name="List Table 1 Light Accent 5" w:uiPriority="46"/>
+    <w:lsdException w:name="List Table 2 Accent 5" w:uiPriority="47"/>
+    <w:lsdException w:name="List Table 3 Accent 5" w:uiPriority="48"/>
+    <w:lsdException w:name="List Table 4 Accent 5" w:uiPriority="49"/>
+    <w:lsdException w:name="List Table 5 Dark Accent 5" w:uiPriority="50"/>
+    <w:lsdException w:name="List Table 6 Colorful Accent 5" w:uiPriority="51"/>
+    <w:lsdException w:name="List Table 7 Colorful Accent 5" w:uiPriority="52"/>
+    <w:lsdException w:name="List Table 1 Light Accent 6" w:uiPriority="46"/>
+    <w:lsdException w:name="List Table 2 Accent 6" w:uiPriority="47"/>
+    <w:lsdException w:name="List Table 3 Accent 6" w:uiPriority="48"/>
+    <w:lsdException w:name="List Table 4 Accent 6" w:uiPriority="49"/>
+    <w:lsdException w:name="List Table 5 Dark Accent 6" w:uiPriority="50"/>
+    <w:lsdException w:name="List Table 6 Colorful Accent 6" w:uiPriority="51"/>
+    <w:lsdException w:name="List Table 7 Colorful Accent 6" w:uiPriority="52"/>
+    <w:lsdException w:name="Mention" w:semiHidden="1" w:unhideWhenUsed="1"/>
+    <w:lsdException w:name="Smart Hyperlink" w:semiHidden="1" w:unhideWhenUsed="1"/>
+    <w:lsdException w:name="Hashtag" w:semiHidden="1" w:unhideWhenUsed="1"/>
+    <w:lsdException w:name="Unresolved Mention" w:semiHidden="1" w:unhideWhenUsed="1"/>
+    <w:lsdException w:name="Smart Link" w:semiHidden="1" w:unhideWhenUsed="1"/>
+  </w:latentStyles>
+  <w:style w:type="paragraph" w:default="1" w:styleId="Normal">
+    <w:name w:val="Normal"/>
     <w:qFormat/>
-    <w:rPr>
-      <w:sz w:val="56"/>
-      <w:szCs w:val="56"/>
-    </w:rPr>
   </w:style>
   <w:style w:type="paragraph" w:styleId="Heading1">
-    <w:name w:val="Heading 1"/>
-    <w:basedOn w:val="Normal"/>
-    <w:next w:val="Normal"/>
+    <w:name w:val="heading 1"/>
+    <w:uiPriority w:val="9"/>
     <w:qFormat/>
+    <w:pPr>
+      <w:outlineLvl w:val="0"/>
+    </w:pPr>
     <w:rPr>
       <w:color w:val="2E74B5"/>
       <w:sz w:val="32"/>
@@ -293,10 +553,14 @@
     </w:rPr>
   </w:style>
   <w:style w:type="paragraph" w:styleId="Heading2">
-    <w:name w:val="Heading 2"/>
-    <w:basedOn w:val="Normal"/>
-    <w:next w:val="Normal"/>
+    <w:name w:val="heading 2"/>
+    <w:uiPriority w:val="9"/>
+    <w:semiHidden/>
+    <w:unhideWhenUsed/>
     <w:qFormat/>
+    <w:pPr>
+      <w:outlineLvl w:val="1"/>
+    </w:pPr>
     <w:rPr>
       <w:color w:val="2E74B5"/>
       <w:sz w:val="26"/>
@@ -304,10 +568,14 @@
     </w:rPr>
   </w:style>
   <w:style w:type="paragraph" w:styleId="Heading3">
-    <w:name w:val="Heading 3"/>
-    <w:basedOn w:val="Normal"/>
-    <w:next w:val="Normal"/>
+    <w:name w:val="heading 3"/>
+    <w:uiPriority w:val="9"/>
+    <w:semiHidden/>
+    <w:unhideWhenUsed/>
     <w:qFormat/>
+    <w:pPr>
+      <w:outlineLvl w:val="2"/>
+    </w:pPr>
     <w:rPr>
       <w:color w:val="1F4D78"/>
       <w:sz w:val="24"/>
@@ -315,10 +583,14 @@
     </w:rPr>
   </w:style>
   <w:style w:type="paragraph" w:styleId="Heading4">
-    <w:name w:val="Heading 4"/>
-    <w:basedOn w:val="Normal"/>
-    <w:next w:val="Normal"/>
+    <w:name w:val="heading 4"/>
+    <w:uiPriority w:val="9"/>
+    <w:semiHidden/>
+    <w:unhideWhenUsed/>
     <w:qFormat/>
+    <w:pPr>
+      <w:outlineLvl w:val="3"/>
+    </w:pPr>
     <w:rPr>
       <w:i/>
       <w:iCs/>
@@ -326,27 +598,69 @@
     </w:rPr>
   </w:style>
   <w:style w:type="paragraph" w:styleId="Heading5">
-    <w:name w:val="Heading 5"/>
-    <w:basedOn w:val="Normal"/>
-    <w:next w:val="Normal"/>
+    <w:name w:val="heading 5"/>
+    <w:uiPriority w:val="9"/>
+    <w:semiHidden/>
+    <w:unhideWhenUsed/>
     <w:qFormat/>
+    <w:pPr>
+      <w:outlineLvl w:val="4"/>
+    </w:pPr>
     <w:rPr>
       <w:color w:val="2E74B5"/>
     </w:rPr>
   </w:style>
   <w:style w:type="paragraph" w:styleId="Heading6">
-    <w:name w:val="Heading 6"/>
-    <w:basedOn w:val="Normal"/>
-    <w:next w:val="Normal"/>
+    <w:name w:val="heading 6"/>
+    <w:uiPriority w:val="9"/>
+    <w:semiHidden/>
+    <w:unhideWhenUsed/>
     <w:qFormat/>
+    <w:pPr>
+      <w:outlineLvl w:val="5"/>
+    </w:pPr>
     <w:rPr>
       <w:color w:val="1F4D78"/>
     </w:rPr>
   </w:style>
-  <w:style w:type="paragraph" w:styleId="Strong">
-    <w:name w:val="Strong"/>
-    <w:basedOn w:val="Normal"/>
-    <w:next w:val="Normal"/>
+  <w:style w:type="character" w:default="1" w:styleId="DefaultParagraphFont">
+    <w:name w:val="Default Paragraph Font"/>
+    <w:uiPriority w:val="1"/>
+    <w:semiHidden/>
+    <w:unhideWhenUsed/>
+  </w:style>
+  <w:style w:type="table" w:default="1" w:styleId="TableNormal">
+    <w:name w:val="Normal Table"/>
+    <w:uiPriority w:val="99"/>
+    <w:semiHidden/>
+    <w:unhideWhenUsed/>
+    <w:tblPr>
+      <w:tblInd w:w="0" w:type="dxa"/>
+      <w:tblCellMar>
+        <w:top w:w="0" w:type="dxa"/>
+        <w:left w:w="108" w:type="dxa"/>
+        <w:bottom w:w="0" w:type="dxa"/>
+        <w:right w:w="108" w:type="dxa"/>
+      </w:tblCellMar>
+    </w:tblPr>
+  </w:style>
+  <w:style w:type="numbering" w:default="1" w:styleId="NoList">
+    <w:name w:val="No List"/>
+    <w:uiPriority w:val="99"/>
+    <w:semiHidden/>
+    <w:unhideWhenUsed/>
+  </w:style>
+  <w:style w:type="paragraph" w:styleId="Title">
+    <w:name w:val="Title"/>
+    <w:uiPriority w:val="10"/>
+    <w:qFormat/>
+    <w:rPr>
+      <w:sz w:val="56"/>
+      <w:szCs w:val="56"/>
+    </w:rPr>
+  </w:style>
+  <w:style w:type="paragraph" w:customStyle="1" w:styleId="Strong1">
+    <w:name w:val="Strong1"/>
     <w:qFormat/>
     <w:rPr>
       <w:b/>
@@ -355,12 +669,10 @@
   </w:style>
   <w:style w:type="paragraph" w:styleId="ListParagraph">
     <w:name w:val="List Paragraph"/>
-    <w:basedOn w:val="Normal"/>
     <w:qFormat/>
   </w:style>
   <w:style w:type="character" w:styleId="Hyperlink">
     <w:name w:val="Hyperlink"/>
-    <w:basedOn w:val="DefaultParagraphFont"/>
     <w:uiPriority w:val="99"/>
     <w:unhideWhenUsed/>
     <w:rPr>
@@ -370,7 +682,6 @@
   </w:style>
   <w:style w:type="character" w:styleId="FootnoteReference">
     <w:name w:val="footnote reference"/>
-    <w:basedOn w:val="DefaultParagraphFont"/>
     <w:uiPriority w:val="99"/>
     <w:semiHidden/>
     <w:unhideWhenUsed/>
@@ -380,22 +691,17 @@
   </w:style>
   <w:style w:type="paragraph" w:styleId="FootnoteText">
     <w:name w:val="footnote text"/>
-    <w:basedOn w:val="Normal"/>
     <w:link w:val="FootnoteTextChar"/>
     <w:uiPriority w:val="99"/>
     <w:semiHidden/>
     <w:unhideWhenUsed/>
-    <w:pPr>
-      <w:spacing w:after="0" w:line="240" w:lineRule="auto"/>
-    </w:pPr>
     <w:rPr>
       <w:sz w:val="20"/>
       <w:szCs w:val="20"/>
     </w:rPr>
   </w:style>
-  <w:style w:type="character" w:styleId="FootnoteTextChar">
+  <w:style w:type="character" w:customStyle="1" w:styleId="FootnoteTextChar">
     <w:name w:val="Footnote Text Char"/>
-    <w:basedOn w:val="DefaultParagraphFont"/>
     <w:link w:val="FootnoteText"/>
     <w:uiPriority w:val="99"/>
     <w:semiHidden/>
@@ -407,7 +713,6 @@
   </w:style>
   <w:style w:type="character" w:styleId="EndnoteReference">
     <w:name w:val="endnote reference"/>
-    <w:basedOn w:val="DefaultParagraphFont"/>
     <w:uiPriority w:val="99"/>
     <w:semiHidden/>
     <w:unhideWhenUsed/>
@@ -417,22 +722,17 @@
   </w:style>
   <w:style w:type="paragraph" w:styleId="EndnoteText">
     <w:name w:val="endnote text"/>
-    <w:basedOn w:val="Normal"/>
     <w:link w:val="EndnoteTextChar"/>
     <w:uiPriority w:val="99"/>
     <w:semiHidden/>
     <w:unhideWhenUsed/>
-    <w:pPr>
-      <w:spacing w:after="0" w:line="240" w:lineRule="auto"/>
-    </w:pPr>
     <w:rPr>
       <w:sz w:val="20"/>
       <w:szCs w:val="20"/>
     </w:rPr>
   </w:style>
-  <w:style w:type="character" w:styleId="EndnoteTextChar">
+  <w:style w:type="character" w:customStyle="1" w:styleId="EndnoteTextChar">
     <w:name w:val="Endnote Text Char"/>
-    <w:basedOn w:val="DefaultParagraphFont"/>
     <w:link w:val="EndnoteText"/>
     <w:uiPriority w:val="99"/>
     <w:semiHidden/>
@@ -443,4 +743,319 @@
     </w:rPr>
   </w:style>
 </w:styles>
+</file>
+
+<file path=word/theme/theme1.xml><?xml version="1.0" encoding="utf-8"?>
+<a:theme xmlns:a="http://schemas.openxmlformats.org/drawingml/2006/main" name="Office Theme">
+  <a:themeElements>
+    <a:clrScheme name="Office">
+      <a:dk1>
+        <a:sysClr val="windowText" lastClr="000000"/>
+      </a:dk1>
+      <a:lt1>
+        <a:sysClr val="window" lastClr="FFFFFF"/>
+      </a:lt1>
+      <a:dk2>
+        <a:srgbClr val="0E2841"/>
+      </a:dk2>
+      <a:lt2>
+        <a:srgbClr val="E8E8E8"/>
+      </a:lt2>
+      <a:accent1>
+        <a:srgbClr val="156082"/>
+      </a:accent1>
+      <a:accent2>
+        <a:srgbClr val="E97132"/>
+      </a:accent2>
+      <a:accent3>
+        <a:srgbClr val="196B24"/>
+      </a:accent3>
+      <a:accent4>
+        <a:srgbClr val="0F9ED5"/>
+      </a:accent4>
+      <a:accent5>
+        <a:srgbClr val="A02B93"/>
+      </a:accent5>
+      <a:accent6>
+        <a:srgbClr val="4EA72E"/>
+      </a:accent6>
+      <a:hlink>
+        <a:srgbClr val="467886"/>
+      </a:hlink>
+      <a:folHlink>
+        <a:srgbClr val="96607D"/>
+      </a:folHlink>
+    </a:clrScheme>
+    <a:fontScheme name="Office">
+      <a:majorFont>
+        <a:latin typeface="Aptos Display" panose="02110004020202020204"/>
+        <a:ea typeface=""/>
+        <a:cs typeface=""/>
+        <a:font script="Jpan" typeface="游ゴシック Light"/>
+        <a:font script="Hang" typeface="맑은 고딕"/>
+        <a:font script="Hans" typeface="等线 Light"/>
+        <a:font script="Hant" typeface="新細明體"/>
+        <a:font script="Arab" typeface="Times New Roman"/>
+        <a:font script="Hebr" typeface="Times New Roman"/>
+        <a:font script="Thai" typeface="Angsana New"/>
+        <a:font script="Ethi" typeface="Nyala"/>
+        <a:font script="Beng" typeface="Vrinda"/>
+        <a:font script="Gujr" typeface="Shruti"/>
+        <a:font script="Khmr" typeface="MoolBoran"/>
+        <a:font script="Knda" typeface="Tunga"/>
+        <a:font script="Guru" typeface="Raavi"/>
+        <a:font script="Cans" typeface="Euphemia"/>
+        <a:font script="Cher" typeface="Plantagenet Cherokee"/>
+        <a:font script="Yiii" typeface="Microsoft Yi Baiti"/>
+        <a:font script="Tibt" typeface="Microsoft Himalaya"/>
+        <a:font script="Thaa" typeface="MV Boli"/>
+        <a:font script="Deva" typeface="Mangal"/>
+        <a:font script="Telu" typeface="Gautami"/>
+        <a:font script="Taml" typeface="Latha"/>
+        <a:font script="Syrc" typeface="Estrangelo Edessa"/>
+        <a:font script="Orya" typeface="Kalinga"/>
+        <a:font script="Mlym" typeface="Kartika"/>
+        <a:font script="Laoo" typeface="DokChampa"/>
+        <a:font script="Sinh" typeface="Iskoola Pota"/>
+        <a:font script="Mong" typeface="Mongolian Baiti"/>
+        <a:font script="Viet" typeface="Times New Roman"/>
+        <a:font script="Uigh" typeface="Microsoft Uighur"/>
+        <a:font script="Geor" typeface="Sylfaen"/>
+        <a:font script="Armn" typeface="Arial"/>
+        <a:font script="Bugi" typeface="Leelawadee UI"/>
+        <a:font script="Bopo" typeface="Microsoft JhengHei"/>
+        <a:font script="Java" typeface="Javanese Text"/>
+        <a:font script="Lisu" typeface="Segoe UI"/>
+        <a:font script="Mymr" typeface="Myanmar Text"/>
+        <a:font script="Nkoo" typeface="Ebrima"/>
+        <a:font script="Olck" typeface="Nirmala UI"/>
+        <a:font script="Osma" typeface="Ebrima"/>
+        <a:font script="Phag" typeface="Phagspa"/>
+        <a:font script="Syrn" typeface="Estrangelo Edessa"/>
+        <a:font script="Syrj" typeface="Estrangelo Edessa"/>
+        <a:font script="Syre" typeface="Estrangelo Edessa"/>
+        <a:font script="Sora" typeface="Nirmala UI"/>
+        <a:font script="Tale" typeface="Microsoft Tai Le"/>
+        <a:font script="Talu" typeface="Microsoft New Tai Lue"/>
+        <a:font script="Tfng" typeface="Ebrima"/>
+      </a:majorFont>
+      <a:minorFont>
+        <a:latin typeface="Aptos" panose="02110004020202020204"/>
+        <a:ea typeface=""/>
+        <a:cs typeface=""/>
+        <a:font script="Jpan" typeface="游明朝"/>
+        <a:font script="Hang" typeface="맑은 고딕"/>
+        <a:font script="Hans" typeface="等线"/>
+        <a:font script="Hant" typeface="新細明體"/>
+        <a:font script="Arab" typeface="Arial"/>
+        <a:font script="Hebr" typeface="Arial"/>
+        <a:font script="Thai" typeface="Cordia New"/>
+        <a:font script="Ethi" typeface="Nyala"/>
+        <a:font script="Beng" typeface="Vrinda"/>
+        <a:font script="Gujr" typeface="Shruti"/>
+        <a:font script="Khmr" typeface="DaunPenh"/>
+        <a:font script="Knda" typeface="Tunga"/>
+        <a:font script="Guru" typeface="Raavi"/>
+        <a:font script="Cans" typeface="Euphemia"/>
+        <a:font script="Cher" typeface="Plantagenet Cherokee"/>
+        <a:font script="Yiii" typeface="Microsoft Yi Baiti"/>
+        <a:font script="Tibt" typeface="Microsoft Himalaya"/>
+        <a:font script="Thaa" typeface="MV Boli"/>
+        <a:font script="Deva" typeface="Mangal"/>
+        <a:font script="Telu" typeface="Gautami"/>
+        <a:font script="Taml" typeface="Latha"/>
+        <a:font script="Syrc" typeface="Estrangelo Edessa"/>
+        <a:font script="Orya" typeface="Kalinga"/>
+        <a:font script="Mlym" typeface="Kartika"/>
+        <a:font script="Laoo" typeface="DokChampa"/>
+        <a:font script="Sinh" typeface="Iskoola Pota"/>
+        <a:font script="Mong" typeface="Mongolian Baiti"/>
+        <a:font script="Viet" typeface="Arial"/>
+        <a:font script="Uigh" typeface="Microsoft Uighur"/>
+        <a:font script="Geor" typeface="Sylfaen"/>
+        <a:font script="Armn" typeface="Arial"/>
+        <a:font script="Bugi" typeface="Leelawadee UI"/>
+        <a:font script="Bopo" typeface="Microsoft JhengHei"/>
+        <a:font script="Java" typeface="Javanese Text"/>
+        <a:font script="Lisu" typeface="Segoe UI"/>
+        <a:font script="Mymr" typeface="Myanmar Text"/>
+        <a:font script="Nkoo" typeface="Ebrima"/>
+        <a:font script="Olck" typeface="Nirmala UI"/>
+        <a:font script="Osma" typeface="Ebrima"/>
+        <a:font script="Phag" typeface="Phagspa"/>
+        <a:font script="Syrn" typeface="Estrangelo Edessa"/>
+        <a:font script="Syrj" typeface="Estrangelo Edessa"/>
+        <a:font script="Syre" typeface="Estrangelo Edessa"/>
+        <a:font script="Sora" typeface="Nirmala UI"/>
+        <a:font script="Tale" typeface="Microsoft Tai Le"/>
+        <a:font script="Talu" typeface="Microsoft New Tai Lue"/>
+        <a:font script="Tfng" typeface="Ebrima"/>
+      </a:minorFont>
+    </a:fontScheme>
+    <a:fmtScheme name="Office">
+      <a:fillStyleLst>
+        <a:solidFill>
+          <a:schemeClr val="phClr"/>
+        </a:solidFill>
+        <a:gradFill rotWithShape="1">
+          <a:gsLst>
+            <a:gs pos="0">
+              <a:schemeClr val="phClr">
+                <a:lumMod val="110000"/>
+                <a:satMod val="105000"/>
+                <a:tint val="67000"/>
+              </a:schemeClr>
+            </a:gs>
+            <a:gs pos="50000">
+              <a:schemeClr val="phClr">
+                <a:lumMod val="105000"/>
+                <a:satMod val="103000"/>
+                <a:tint val="73000"/>
+              </a:schemeClr>
+            </a:gs>
+            <a:gs pos="100000">
+              <a:schemeClr val="phClr">
+                <a:lumMod val="105000"/>
+                <a:satMod val="109000"/>
+                <a:tint val="81000"/>
+              </a:schemeClr>
+            </a:gs>
+          </a:gsLst>
+          <a:lin ang="5400000" scaled="0"/>
+        </a:gradFill>
+        <a:gradFill rotWithShape="1">
+          <a:gsLst>
+            <a:gs pos="0">
+              <a:schemeClr val="phClr">
+                <a:satMod val="103000"/>
+                <a:lumMod val="102000"/>
+                <a:tint val="94000"/>
+              </a:schemeClr>
+            </a:gs>
+            <a:gs pos="50000">
+              <a:schemeClr val="phClr">
+                <a:satMod val="110000"/>
+                <a:lumMod val="100000"/>
+                <a:shade val="100000"/>
+              </a:schemeClr>
+            </a:gs>
+            <a:gs pos="100000">
+              <a:schemeClr val="phClr">
+                <a:lumMod val="99000"/>
+                <a:satMod val="120000"/>
+                <a:shade val="78000"/>
+              </a:schemeClr>
+            </a:gs>
+          </a:gsLst>
+          <a:lin ang="5400000" scaled="0"/>
+        </a:gradFill>
+      </a:fillStyleLst>
+      <a:lnStyleLst>
+        <a:ln w="12700" cap="flat" cmpd="sng" algn="ctr">
+          <a:solidFill>
+            <a:schemeClr val="phClr"/>
+          </a:solidFill>
+          <a:prstDash val="solid"/>
+          <a:miter lim="800000"/>
+        </a:ln>
+        <a:ln w="19050" cap="flat" cmpd="sng" algn="ctr">
+          <a:solidFill>
+            <a:schemeClr val="phClr"/>
+          </a:solidFill>
+          <a:prstDash val="solid"/>
+          <a:miter lim="800000"/>
+        </a:ln>
+        <a:ln w="25400" cap="flat" cmpd="sng" algn="ctr">
+          <a:solidFill>
+            <a:schemeClr val="phClr"/>
+          </a:solidFill>
+          <a:prstDash val="solid"/>
+          <a:miter lim="800000"/>
+        </a:ln>
+      </a:lnStyleLst>
+      <a:effectStyleLst>
+        <a:effectStyle>
+          <a:effectLst/>
+        </a:effectStyle>
+        <a:effectStyle>
+          <a:effectLst/>
+        </a:effectStyle>
+        <a:effectStyle>
+          <a:effectLst>
+            <a:outerShdw blurRad="57150" dist="19050" dir="5400000" algn="ctr" rotWithShape="0">
+              <a:srgbClr val="000000">
+                <a:alpha val="63000"/>
+              </a:srgbClr>
+            </a:outerShdw>
+          </a:effectLst>
+        </a:effectStyle>
+      </a:effectStyleLst>
+      <a:bgFillStyleLst>
+        <a:solidFill>
+          <a:schemeClr val="phClr"/>
+        </a:solidFill>
+        <a:solidFill>
+          <a:schemeClr val="phClr">
+            <a:tint val="95000"/>
+            <a:satMod val="170000"/>
+          </a:schemeClr>
+        </a:solidFill>
+        <a:gradFill rotWithShape="1">
+          <a:gsLst>
+            <a:gs pos="0">
+              <a:schemeClr val="phClr">
+                <a:tint val="93000"/>
+                <a:satMod val="150000"/>
+                <a:shade val="98000"/>
+                <a:lumMod val="102000"/>
+              </a:schemeClr>
+            </a:gs>
+            <a:gs pos="50000">
+              <a:schemeClr val="phClr">
+                <a:tint val="98000"/>
+                <a:satMod val="130000"/>
+                <a:shade val="90000"/>
+                <a:lumMod val="103000"/>
+              </a:schemeClr>
+            </a:gs>
+            <a:gs pos="100000">
+              <a:schemeClr val="phClr">
+                <a:shade val="63000"/>
+                <a:satMod val="120000"/>
+              </a:schemeClr>
+            </a:gs>
+          </a:gsLst>
+          <a:lin ang="5400000" scaled="0"/>
+        </a:gradFill>
+      </a:bgFillStyleLst>
+    </a:fmtScheme>
+  </a:themeElements>
+  <a:objectDefaults>
+    <a:lnDef>
+      <a:spPr/>
+      <a:bodyPr/>
+      <a:lstStyle/>
+      <a:style>
+        <a:lnRef idx="2">
+          <a:schemeClr val="accent1"/>
+        </a:lnRef>
+        <a:fillRef idx="0">
+          <a:schemeClr val="accent1"/>
+        </a:fillRef>
+        <a:effectRef idx="1">
+          <a:schemeClr val="accent1"/>
+        </a:effectRef>
+        <a:fontRef idx="minor">
+          <a:schemeClr val="tx1"/>
+        </a:fontRef>
+      </a:style>
+    </a:lnDef>
+  </a:objectDefaults>
+  <a:extraClrSchemeLst/>
+  <a:extLst>
+    <a:ext uri="{05A4C25C-085E-4340-85A3-A5531E510DB2}">
+      <thm15:themeFamily xmlns:thm15="http://schemas.microsoft.com/office/thememl/2012/main" name="Office Theme" id="{2E142A2C-CD16-42D6-873A-C26D2A0506FA}" vid="{1BDDFF52-6CD6-40A5-AB3C-68EB2F1E4D0A}"/>
+    </a:ext>
+  </a:extLst>
+</a:theme>
 </file>